--- a/fuentes/8130001_CF02_DU.docx
+++ b/fuentes/8130001_CF02_DU.docx
@@ -1,6 +1,6 @@
 
 <file path=word/document.xml><?xml version="1.0" encoding="utf-8"?>
-<w:document xmlns:wpc="http://schemas.microsoft.com/office/word/2010/wordprocessingCanvas" xmlns:cx="http://schemas.microsoft.com/office/drawing/2014/chartex" xmlns:cx1="http://schemas.microsoft.com/office/drawing/2015/9/8/chartex" xmlns:cx2="http://schemas.microsoft.com/office/drawing/2015/10/21/chartex" xmlns:cx3="http://schemas.microsoft.com/office/drawing/2016/5/9/chartex" xmlns:cx4="http://schemas.microsoft.com/office/drawing/2016/5/10/chartex" xmlns:cx5="http://schemas.microsoft.com/office/drawing/2016/5/11/chartex" xmlns:cx6="http://schemas.microsoft.com/office/drawing/2016/5/12/chartex" xmlns:cx7="http://schemas.microsoft.com/office/drawing/2016/5/13/chartex" xmlns:cx8="http://schemas.microsoft.com/office/drawing/2016/5/14/chartex" xmlns:mc="http://schemas.openxmlformats.org/markup-compatibility/2006" xmlns:aink="http://schemas.microsoft.com/office/drawing/2016/ink" xmlns:am3d="http://schemas.microsoft.com/office/drawing/2017/model3d" xmlns:o="urn:schemas-microsoft-com:office:office" xmlns:r="http://schemas.openxmlformats.org/officeDocument/2006/relationships" xmlns:m="http://schemas.openxmlformats.org/officeDocument/2006/math" xmlns:v="urn:schemas-microsoft-com:vml" xmlns:wp14="http://schemas.microsoft.com/office/word/2010/wordprocessingDrawing" xmlns:wp="http://schemas.openxmlformats.org/drawingml/2006/wordprocessingDrawing" xmlns:w10="urn:schemas-microsoft-com:office:word" xmlns:w="http://schemas.openxmlformats.org/wordprocessingml/2006/main" xmlns:w14="http://schemas.microsoft.com/office/word/2010/wordml" xmlns:w15="http://schemas.microsoft.com/office/word/2012/wordml" xmlns:w16cex="http://schemas.microsoft.com/office/word/2018/wordml/cex" xmlns:w16cid="http://schemas.microsoft.com/office/word/2016/wordml/cid" xmlns:w16="http://schemas.microsoft.com/office/word/2018/wordml" xmlns:w16se="http://schemas.microsoft.com/office/word/2015/wordml/symex" xmlns:wpg="http://schemas.microsoft.com/office/word/2010/wordprocessingGroup" xmlns:wpi="http://schemas.microsoft.com/office/word/2010/wordprocessingInk" xmlns:wne="http://schemas.microsoft.com/office/word/2006/wordml" xmlns:wps="http://schemas.microsoft.com/office/word/2010/wordprocessingShape" mc:Ignorable="w14 w15 w16se w16cid w16 w16cex wp14">
+<w:document xmlns:wpc="http://schemas.microsoft.com/office/word/2010/wordprocessingCanvas" xmlns:cx="http://schemas.microsoft.com/office/drawing/2014/chartex" xmlns:cx1="http://schemas.microsoft.com/office/drawing/2015/9/8/chartex" xmlns:cx2="http://schemas.microsoft.com/office/drawing/2015/10/21/chartex" xmlns:cx3="http://schemas.microsoft.com/office/drawing/2016/5/9/chartex" xmlns:cx4="http://schemas.microsoft.com/office/drawing/2016/5/10/chartex" xmlns:cx5="http://schemas.microsoft.com/office/drawing/2016/5/11/chartex" xmlns:cx6="http://schemas.microsoft.com/office/drawing/2016/5/12/chartex" xmlns:cx7="http://schemas.microsoft.com/office/drawing/2016/5/13/chartex" xmlns:cx8="http://schemas.microsoft.com/office/drawing/2016/5/14/chartex" xmlns:mc="http://schemas.openxmlformats.org/markup-compatibility/2006" xmlns:aink="http://schemas.microsoft.com/office/drawing/2016/ink" xmlns:am3d="http://schemas.microsoft.com/office/drawing/2017/model3d" xmlns:o="urn:schemas-microsoft-com:office:office" xmlns:r="http://schemas.openxmlformats.org/officeDocument/2006/relationships" xmlns:m="http://schemas.openxmlformats.org/officeDocument/2006/math" xmlns:v="urn:schemas-microsoft-com:vml" xmlns:wp14="http://schemas.microsoft.com/office/word/2010/wordprocessingDrawing" xmlns:wp="http://schemas.openxmlformats.org/drawingml/2006/wordprocessingDrawing" xmlns:w10="urn:schemas-microsoft-com:office:word" xmlns:w="http://schemas.openxmlformats.org/wordprocessingml/2006/main" xmlns:w14="http://schemas.microsoft.com/office/word/2010/wordml" xmlns:w15="http://schemas.microsoft.com/office/word/2012/wordml" xmlns:w16cex="http://schemas.microsoft.com/office/word/2018/wordml/cex" xmlns:w16cid="http://schemas.microsoft.com/office/word/2016/wordml/cid" xmlns:w16="http://schemas.microsoft.com/office/word/2018/wordml" xmlns:w16sdtdh="http://schemas.microsoft.com/office/word/2020/wordml/sdtdatahash" xmlns:w16se="http://schemas.microsoft.com/office/word/2015/wordml/symex" xmlns:wpg="http://schemas.microsoft.com/office/word/2010/wordprocessingGroup" xmlns:wpi="http://schemas.microsoft.com/office/word/2010/wordprocessingInk" xmlns:wne="http://schemas.microsoft.com/office/word/2006/wordml" xmlns:wps="http://schemas.microsoft.com/office/word/2010/wordprocessingShape" mc:Ignorable="w14 w15 w16se w16cid w16 w16cex w16sdtdh wp14">
   <w:body>
     <w:p>
       <w:pPr>
@@ -205,7 +205,7 @@
               </wp:anchor>
             </w:drawing>
           </mc:Choice>
-          <mc:Fallback xmlns:w16sdtdh="http://schemas.microsoft.com/office/word/2020/wordml/sdtdatahash" xmlns:oel="http://schemas.microsoft.com/office/2019/extlst" xmlns:w16cei="http://schemas.microsoft.com/office/word/2026/wordml/cei" xmlns:w16du="http://schemas.microsoft.com/office/word/2023/wordml/word16du" xmlns:w16sdtfl="http://schemas.microsoft.com/office/word/2024/wordml/sdtformatlock">
+          <mc:Fallback xmlns:w16sdtfl="http://schemas.microsoft.com/office/word/2024/wordml/sdtformatlock" xmlns:w16du="http://schemas.microsoft.com/office/word/2023/wordml/word16du" xmlns:w16cei="http://schemas.microsoft.com/office/word/2026/wordml/cei" xmlns:oel="http://schemas.microsoft.com/office/2019/extlst">
             <w:pict>
               <v:rect w14:anchorId="4C256C62" id="Rectángulo 3" o:spid="_x0000_s1026" alt="&quot;&quot;" style="position:absolute;margin-left:-55.95pt;margin-top:26.4pt;width:613.85pt;height:164.25pt;z-index:-251655168;visibility:visible;mso-wrap-style:square;mso-height-percent:0;mso-wrap-distance-left:9pt;mso-wrap-distance-top:0;mso-wrap-distance-right:9pt;mso-wrap-distance-bottom:0;mso-position-horizontal:absolute;mso-position-horizontal-relative:text;mso-position-vertical:absolute;mso-position-vertical-relative:text;mso-height-percent:0;mso-height-relative:margin;v-text-anchor:middle" o:gfxdata="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" fillcolor="#00314d" stroked="f" strokeweight="1pt"/>
             </w:pict>
@@ -6984,7 +6984,7 @@
           <w:lang w:val="es-419" w:eastAsia="es-CO"/>
         </w:rPr>
         <w:drawing>
-          <wp:inline distT="0" distB="0" distL="0" distR="0" wp14:anchorId="2FAAD287" wp14:editId="43C63F94">
+          <wp:inline distT="0" distB="0" distL="0" distR="0" wp14:anchorId="2FAAD287" wp14:editId="3B8236D1">
             <wp:extent cx="4680000" cy="2145600"/>
             <wp:effectExtent l="0" t="0" r="6350" b="7620"/>
             <wp:docPr id="1" name="Imagen 1" descr="La figura muestra de manera circular los indicadores clave de desempeño (KPI) aplicados a las estrategias de medios y comunicación digital en el e-commerce. Está organizada de acuerdo a seis indicadores: número de visitas al sitio web, tasa de conversión, alcance de publicaciones, nivel de interacción, costo por adquisición de clientes y porcentaje de apertura de correos electrónicos. Cada uno presenta una breve explicación y un ejemplo práctico, mostrando cómo evaluar el rendimiento de las acciones de comunicación digital para apoyar la toma de decisiones y el cumplimiento de los objetivos comerciales."/>
@@ -13897,11 +13897,15 @@
             <w:pPr>
               <w:pStyle w:val="TextoTablas"/>
               <w:rPr>
+                <w:sz w:val="28"/>
+                <w:szCs w:val="28"/>
                 <w:lang w:val="es-CO"/>
               </w:rPr>
             </w:pPr>
             <w:r>
               <w:rPr>
+                <w:sz w:val="28"/>
+                <w:szCs w:val="28"/>
                 <w:lang w:val="es-CO"/>
               </w:rPr>
               <w:t>Claudia Johanna Gómez Pérez</w:t>
@@ -13916,11 +13920,15 @@
             <w:pPr>
               <w:pStyle w:val="TextoTablas"/>
               <w:rPr>
+                <w:sz w:val="28"/>
+                <w:szCs w:val="28"/>
                 <w:lang w:val="es-CO"/>
               </w:rPr>
             </w:pPr>
             <w:r>
               <w:rPr>
+                <w:sz w:val="28"/>
+                <w:szCs w:val="28"/>
                 <w:lang w:val="es-CO"/>
               </w:rPr>
               <w:t>Profesional G06. Responsable Ecosistema Virtual de Recursos Educativos Digitales</w:t>
@@ -13935,11 +13943,15 @@
             <w:pPr>
               <w:pStyle w:val="TextoTablas"/>
               <w:rPr>
+                <w:sz w:val="28"/>
+                <w:szCs w:val="28"/>
                 <w:lang w:val="es-CO"/>
               </w:rPr>
             </w:pPr>
             <w:r>
               <w:rPr>
+                <w:sz w:val="28"/>
+                <w:szCs w:val="28"/>
                 <w:lang w:val="es-CO"/>
               </w:rPr>
               <w:t>Centro Agroturístico - Regional Santander</w:t>
@@ -13956,11 +13968,15 @@
             <w:pPr>
               <w:pStyle w:val="TextoTablas"/>
               <w:rPr>
+                <w:sz w:val="28"/>
+                <w:szCs w:val="28"/>
                 <w:lang w:val="es-CO"/>
               </w:rPr>
             </w:pPr>
             <w:r>
               <w:rPr>
+                <w:sz w:val="28"/>
+                <w:szCs w:val="28"/>
                 <w:lang w:val="es-CO"/>
               </w:rPr>
               <w:t>Miguel de Jesús Paredes Maestre</w:t>
@@ -13975,14 +13991,18 @@
             <w:pPr>
               <w:pStyle w:val="TextoTablas"/>
               <w:rPr>
+                <w:sz w:val="28"/>
+                <w:szCs w:val="28"/>
                 <w:lang w:val="es-CO"/>
               </w:rPr>
             </w:pPr>
             <w:r>
               <w:rPr>
+                <w:sz w:val="28"/>
+                <w:szCs w:val="28"/>
                 <w:lang w:val="es-CO"/>
               </w:rPr>
-              <w:t>Responsable de la línea de producción</w:t>
+              <w:t>Responsable de línea de producción</w:t>
             </w:r>
           </w:p>
         </w:tc>
@@ -13994,26 +14014,18 @@
             <w:pPr>
               <w:pStyle w:val="TextoTablas"/>
               <w:rPr>
+                <w:sz w:val="28"/>
+                <w:szCs w:val="28"/>
                 <w:lang w:val="es-CO"/>
               </w:rPr>
             </w:pPr>
             <w:r>
               <w:rPr>
+                <w:sz w:val="28"/>
+                <w:szCs w:val="28"/>
                 <w:lang w:val="es-CO"/>
               </w:rPr>
-              <w:t>Centro de Comercio y Servicios</w:t>
-            </w:r>
-            <w:r>
-              <w:rPr>
-                <w:lang w:val="es-CO"/>
-              </w:rPr>
-              <w:t xml:space="preserve"> -</w:t>
-            </w:r>
-            <w:r>
-              <w:rPr>
-                <w:lang w:val="es-CO"/>
-              </w:rPr>
-              <w:t xml:space="preserve"> Regional Atlántico</w:t>
+              <w:t>Centro de Comercio y Servicios - Regional Atlántico</w:t>
             </w:r>
           </w:p>
         </w:tc>
@@ -14030,9 +14042,19 @@
             <w:pPr>
               <w:pStyle w:val="TextoTablas"/>
               <w:rPr>
+                <w:sz w:val="28"/>
+                <w:szCs w:val="28"/>
                 <w:lang w:val="es-CO"/>
               </w:rPr>
             </w:pPr>
+            <w:r>
+              <w:rPr>
+                <w:rFonts w:eastAsia="Calibri" w:cs="Calibri"/>
+                <w:sz w:val="28"/>
+                <w:szCs w:val="28"/>
+              </w:rPr>
+              <w:t>Sergio Andrés Quintero Guzmán</w:t>
+            </w:r>
           </w:p>
         </w:tc>
         <w:tc>
@@ -14043,9 +14065,19 @@
             <w:pPr>
               <w:pStyle w:val="TextoTablas"/>
               <w:rPr>
+                <w:sz w:val="28"/>
+                <w:szCs w:val="28"/>
                 <w:lang w:val="es-CO"/>
               </w:rPr>
             </w:pPr>
+            <w:r>
+              <w:rPr>
+                <w:rFonts w:eastAsia="Calibri" w:cs="Calibri"/>
+                <w:sz w:val="28"/>
+                <w:szCs w:val="28"/>
+              </w:rPr>
+              <w:t>Experto Temático Logística</w:t>
+            </w:r>
           </w:p>
         </w:tc>
         <w:tc>
@@ -14056,9 +14088,19 @@
             <w:pPr>
               <w:pStyle w:val="TextoTablas"/>
               <w:rPr>
+                <w:sz w:val="28"/>
+                <w:szCs w:val="28"/>
                 <w:lang w:val="es-CO"/>
               </w:rPr>
             </w:pPr>
+            <w:r>
+              <w:rPr>
+                <w:sz w:val="28"/>
+                <w:szCs w:val="28"/>
+                <w:lang w:val="es-CO"/>
+              </w:rPr>
+              <w:t>Centro de Comercio y Servicios - Regional Atlántico</w:t>
+            </w:r>
           </w:p>
         </w:tc>
       </w:tr>
@@ -14071,9 +14113,19 @@
             <w:pPr>
               <w:pStyle w:val="TextoTablas"/>
               <w:rPr>
+                <w:sz w:val="28"/>
+                <w:szCs w:val="28"/>
                 <w:lang w:val="es-CO"/>
               </w:rPr>
             </w:pPr>
+            <w:r>
+              <w:rPr>
+                <w:rFonts w:eastAsia="Calibri" w:cs="Calibri"/>
+                <w:sz w:val="28"/>
+                <w:szCs w:val="28"/>
+              </w:rPr>
+              <w:t>Jair Enrique Coll Gallardo</w:t>
+            </w:r>
           </w:p>
         </w:tc>
         <w:tc>
@@ -14084,9 +14136,19 @@
             <w:pPr>
               <w:pStyle w:val="TextoTablas"/>
               <w:rPr>
+                <w:sz w:val="28"/>
+                <w:szCs w:val="28"/>
                 <w:lang w:val="es-CO"/>
               </w:rPr>
             </w:pPr>
+            <w:r>
+              <w:rPr>
+                <w:rFonts w:eastAsia="Calibri" w:cs="Calibri"/>
+                <w:sz w:val="28"/>
+                <w:szCs w:val="28"/>
+              </w:rPr>
+              <w:t>Evaluador instruccional</w:t>
+            </w:r>
           </w:p>
         </w:tc>
         <w:tc>
@@ -14097,9 +14159,19 @@
             <w:pPr>
               <w:pStyle w:val="TextoTablas"/>
               <w:rPr>
+                <w:sz w:val="28"/>
+                <w:szCs w:val="28"/>
                 <w:lang w:val="es-CO"/>
               </w:rPr>
             </w:pPr>
+            <w:r>
+              <w:rPr>
+                <w:sz w:val="28"/>
+                <w:szCs w:val="28"/>
+                <w:lang w:val="es-CO"/>
+              </w:rPr>
+              <w:t>Centro de Comercio y Servicios - Regional Atlántico</w:t>
+            </w:r>
           </w:p>
         </w:tc>
       </w:tr>
@@ -14115,9 +14187,19 @@
             <w:pPr>
               <w:pStyle w:val="TextoTablas"/>
               <w:rPr>
+                <w:sz w:val="28"/>
+                <w:szCs w:val="28"/>
                 <w:lang w:val="es-CO"/>
               </w:rPr>
             </w:pPr>
+            <w:r>
+              <w:rPr>
+                <w:rFonts w:eastAsia="Calibri" w:cs="Calibri"/>
+                <w:sz w:val="28"/>
+                <w:szCs w:val="28"/>
+              </w:rPr>
+              <w:t>Carmen Alicia Martínez Torres</w:t>
+            </w:r>
           </w:p>
         </w:tc>
         <w:tc>
@@ -14128,9 +14210,38 @@
             <w:pPr>
               <w:pStyle w:val="TextoTablas"/>
               <w:rPr>
+                <w:sz w:val="28"/>
+                <w:szCs w:val="28"/>
                 <w:lang w:val="es-CO"/>
               </w:rPr>
             </w:pPr>
+            <w:r>
+              <w:rPr>
+                <w:rFonts w:eastAsia="Calibri" w:cs="Calibri"/>
+                <w:sz w:val="28"/>
+                <w:szCs w:val="28"/>
+                <w:lang w:val="es-ES"/>
+              </w:rPr>
+              <w:t>Diseñador</w:t>
+            </w:r>
+            <w:r>
+              <w:rPr>
+                <w:rFonts w:eastAsia="Calibri" w:cs="Calibri"/>
+                <w:sz w:val="28"/>
+                <w:szCs w:val="28"/>
+                <w:lang w:val="es-ES"/>
+              </w:rPr>
+              <w:t>a</w:t>
+            </w:r>
+            <w:r>
+              <w:rPr>
+                <w:rFonts w:eastAsia="Calibri" w:cs="Calibri"/>
+                <w:sz w:val="28"/>
+                <w:szCs w:val="28"/>
+                <w:lang w:val="es-ES"/>
+              </w:rPr>
+              <w:t xml:space="preserve"> de contenidos digitales</w:t>
+            </w:r>
           </w:p>
         </w:tc>
         <w:tc>
@@ -14141,9 +14252,19 @@
             <w:pPr>
               <w:pStyle w:val="TextoTablas"/>
               <w:rPr>
+                <w:sz w:val="28"/>
+                <w:szCs w:val="28"/>
                 <w:lang w:val="es-CO"/>
               </w:rPr>
             </w:pPr>
+            <w:r>
+              <w:rPr>
+                <w:sz w:val="28"/>
+                <w:szCs w:val="28"/>
+                <w:lang w:val="es-CO"/>
+              </w:rPr>
+              <w:t>Centro de Comercio y Servicios - Regional Atlántico</w:t>
+            </w:r>
           </w:p>
         </w:tc>
       </w:tr>
@@ -14156,9 +14277,19 @@
             <w:pPr>
               <w:pStyle w:val="TextoTablas"/>
               <w:rPr>
+                <w:sz w:val="28"/>
+                <w:szCs w:val="28"/>
                 <w:lang w:val="es-CO"/>
               </w:rPr>
             </w:pPr>
+            <w:r>
+              <w:rPr>
+                <w:rFonts w:eastAsia="Calibri" w:cs="Calibri"/>
+                <w:sz w:val="28"/>
+                <w:szCs w:val="28"/>
+              </w:rPr>
+              <w:t>Alexander Donado Molinares</w:t>
+            </w:r>
           </w:p>
         </w:tc>
         <w:tc>
@@ -14169,9 +14300,27 @@
             <w:pPr>
               <w:pStyle w:val="TextoTablas"/>
               <w:rPr>
+                <w:sz w:val="28"/>
+                <w:szCs w:val="28"/>
                 <w:lang w:val="es-CO"/>
               </w:rPr>
             </w:pPr>
+            <w:r>
+              <w:rPr>
+                <w:rFonts w:eastAsia="Calibri" w:cs="Calibri"/>
+                <w:sz w:val="28"/>
+                <w:szCs w:val="28"/>
+              </w:rPr>
+              <w:t xml:space="preserve">Desarrollador </w:t>
+            </w:r>
+            <w:r>
+              <w:rPr>
+                <w:rStyle w:val="Extranjerismo"/>
+                <w:sz w:val="28"/>
+                <w:szCs w:val="28"/>
+              </w:rPr>
+              <w:t>full stack</w:t>
+            </w:r>
           </w:p>
         </w:tc>
         <w:tc>
@@ -14182,9 +14331,19 @@
             <w:pPr>
               <w:pStyle w:val="TextoTablas"/>
               <w:rPr>
+                <w:sz w:val="28"/>
+                <w:szCs w:val="28"/>
                 <w:lang w:val="es-CO"/>
               </w:rPr>
             </w:pPr>
+            <w:r>
+              <w:rPr>
+                <w:sz w:val="28"/>
+                <w:szCs w:val="28"/>
+                <w:lang w:val="es-CO"/>
+              </w:rPr>
+              <w:t>Centro de Comercio y Servicios - Regional Atlántico</w:t>
+            </w:r>
           </w:p>
         </w:tc>
       </w:tr>
@@ -14199,7 +14358,19 @@
           <w:p>
             <w:pPr>
               <w:pStyle w:val="TextoTablas"/>
+              <w:rPr>
+                <w:sz w:val="28"/>
+                <w:szCs w:val="28"/>
+              </w:rPr>
             </w:pPr>
+            <w:r>
+              <w:rPr>
+                <w:rFonts w:eastAsia="Calibri" w:cs="Calibri"/>
+                <w:sz w:val="28"/>
+                <w:szCs w:val="28"/>
+              </w:rPr>
+              <w:t>Alexander Rafael Acosta Bedoya</w:t>
+            </w:r>
           </w:p>
         </w:tc>
         <w:tc>
@@ -14210,9 +14381,20 @@
             <w:pPr>
               <w:pStyle w:val="TextoTablas"/>
               <w:rPr>
+                <w:sz w:val="28"/>
+                <w:szCs w:val="28"/>
                 <w:lang w:val="es-CO"/>
               </w:rPr>
             </w:pPr>
+            <w:r>
+              <w:rPr>
+                <w:rFonts w:eastAsia="Calibri" w:cs="Calibri"/>
+                <w:sz w:val="28"/>
+                <w:szCs w:val="28"/>
+                <w:lang w:val="es-ES"/>
+              </w:rPr>
+              <w:t>Animador y productor audiovisual</w:t>
+            </w:r>
           </w:p>
         </w:tc>
         <w:tc>
@@ -14223,9 +14405,19 @@
             <w:pPr>
               <w:pStyle w:val="TextoTablas"/>
               <w:rPr>
+                <w:sz w:val="28"/>
+                <w:szCs w:val="28"/>
                 <w:lang w:val="es-CO"/>
               </w:rPr>
             </w:pPr>
+            <w:r>
+              <w:rPr>
+                <w:sz w:val="28"/>
+                <w:szCs w:val="28"/>
+                <w:lang w:val="es-CO"/>
+              </w:rPr>
+              <w:t>Centro de Comercio y Servicios - Regional Atlántico</w:t>
+            </w:r>
           </w:p>
         </w:tc>
       </w:tr>
@@ -14237,7 +14429,19 @@
           <w:p>
             <w:pPr>
               <w:pStyle w:val="TextoTablas"/>
+              <w:rPr>
+                <w:sz w:val="28"/>
+                <w:szCs w:val="28"/>
+              </w:rPr>
             </w:pPr>
+            <w:r>
+              <w:rPr>
+                <w:rFonts w:eastAsia="Calibri" w:cs="Calibri"/>
+                <w:sz w:val="28"/>
+                <w:szCs w:val="28"/>
+              </w:rPr>
+              <w:t>Nelson Iván Vera Briceño</w:t>
+            </w:r>
           </w:p>
         </w:tc>
         <w:tc>
@@ -14248,9 +14452,20 @@
             <w:pPr>
               <w:pStyle w:val="TextoTablas"/>
               <w:rPr>
+                <w:sz w:val="28"/>
+                <w:szCs w:val="28"/>
                 <w:lang w:val="es-CO"/>
               </w:rPr>
             </w:pPr>
+            <w:r>
+              <w:rPr>
+                <w:rFonts w:eastAsia="Calibri" w:cs="Calibri"/>
+                <w:sz w:val="28"/>
+                <w:szCs w:val="28"/>
+                <w:lang w:val="es-ES"/>
+              </w:rPr>
+              <w:t>Animador y productor audiovisual</w:t>
+            </w:r>
           </w:p>
         </w:tc>
         <w:tc>
@@ -14261,9 +14476,19 @@
             <w:pPr>
               <w:pStyle w:val="TextoTablas"/>
               <w:rPr>
+                <w:sz w:val="28"/>
+                <w:szCs w:val="28"/>
                 <w:lang w:val="es-CO"/>
               </w:rPr>
             </w:pPr>
+            <w:r>
+              <w:rPr>
+                <w:sz w:val="28"/>
+                <w:szCs w:val="28"/>
+                <w:lang w:val="es-CO"/>
+              </w:rPr>
+              <w:t>Centro de Comercio y Servicios - Regional Atlántico</w:t>
+            </w:r>
           </w:p>
         </w:tc>
       </w:tr>
@@ -14278,7 +14503,19 @@
           <w:p>
             <w:pPr>
               <w:pStyle w:val="TextoTablas"/>
+              <w:rPr>
+                <w:sz w:val="28"/>
+                <w:szCs w:val="28"/>
+              </w:rPr>
             </w:pPr>
+            <w:r>
+              <w:rPr>
+                <w:rFonts w:eastAsia="Calibri" w:cs="Calibri"/>
+                <w:sz w:val="28"/>
+                <w:szCs w:val="28"/>
+              </w:rPr>
+              <w:t>Luz Karime Amaya Cabra</w:t>
+            </w:r>
           </w:p>
         </w:tc>
         <w:tc>
@@ -14289,9 +14526,35 @@
             <w:pPr>
               <w:pStyle w:val="TextoTablas"/>
               <w:rPr>
+                <w:sz w:val="28"/>
+                <w:szCs w:val="28"/>
                 <w:lang w:val="es-CO"/>
               </w:rPr>
             </w:pPr>
+            <w:r>
+              <w:rPr>
+                <w:rFonts w:eastAsia="Calibri" w:cs="Calibri"/>
+                <w:sz w:val="28"/>
+                <w:szCs w:val="28"/>
+              </w:rPr>
+              <w:t>Evaluador</w:t>
+            </w:r>
+            <w:r>
+              <w:rPr>
+                <w:rFonts w:eastAsia="Calibri" w:cs="Calibri"/>
+                <w:sz w:val="28"/>
+                <w:szCs w:val="28"/>
+              </w:rPr>
+              <w:t>a</w:t>
+            </w:r>
+            <w:r>
+              <w:rPr>
+                <w:rFonts w:eastAsia="Calibri" w:cs="Calibri"/>
+                <w:sz w:val="28"/>
+                <w:szCs w:val="28"/>
+              </w:rPr>
+              <w:t xml:space="preserve"> de contenidos inclusivos y accesibles</w:t>
+            </w:r>
           </w:p>
         </w:tc>
         <w:tc>
@@ -14302,9 +14565,19 @@
             <w:pPr>
               <w:pStyle w:val="TextoTablas"/>
               <w:rPr>
+                <w:sz w:val="28"/>
+                <w:szCs w:val="28"/>
                 <w:lang w:val="es-CO"/>
               </w:rPr>
             </w:pPr>
+            <w:r>
+              <w:rPr>
+                <w:sz w:val="28"/>
+                <w:szCs w:val="28"/>
+                <w:lang w:val="es-CO"/>
+              </w:rPr>
+              <w:t>Centro de Comercio y Servicios - Regional Atlántico</w:t>
+            </w:r>
           </w:p>
         </w:tc>
       </w:tr>
@@ -14317,9 +14590,20 @@
             <w:pPr>
               <w:pStyle w:val="TextoTablas"/>
               <w:rPr>
+                <w:sz w:val="28"/>
+                <w:szCs w:val="28"/>
                 <w:lang w:val="es-CO"/>
               </w:rPr>
             </w:pPr>
+            <w:r>
+              <w:rPr>
+                <w:rFonts w:eastAsia="Calibri" w:cs="Calibri"/>
+                <w:sz w:val="28"/>
+                <w:szCs w:val="28"/>
+              </w:rPr>
+              <w:lastRenderedPageBreak/>
+              <w:t>Laura Daniela Burgos Rueda</w:t>
+            </w:r>
           </w:p>
         </w:tc>
         <w:tc>
@@ -14330,9 +14614,19 @@
             <w:pPr>
               <w:pStyle w:val="TextoTablas"/>
               <w:rPr>
+                <w:sz w:val="28"/>
+                <w:szCs w:val="28"/>
                 <w:lang w:val="es-CO"/>
               </w:rPr>
             </w:pPr>
+            <w:r>
+              <w:rPr>
+                <w:rFonts w:eastAsia="Calibri" w:cs="Calibri"/>
+                <w:sz w:val="28"/>
+                <w:szCs w:val="28"/>
+              </w:rPr>
+              <w:t>Evaluadora de contenidos inclusivos y accesibles</w:t>
+            </w:r>
           </w:p>
         </w:tc>
         <w:tc>
@@ -14343,9 +14637,19 @@
             <w:pPr>
               <w:pStyle w:val="TextoTablas"/>
               <w:rPr>
+                <w:sz w:val="28"/>
+                <w:szCs w:val="28"/>
                 <w:lang w:val="es-CO"/>
               </w:rPr>
             </w:pPr>
+            <w:r>
+              <w:rPr>
+                <w:sz w:val="28"/>
+                <w:szCs w:val="28"/>
+                <w:lang w:val="es-CO"/>
+              </w:rPr>
+              <w:t>Centro de Comercio y Servicios - Regional Atlántico</w:t>
+            </w:r>
           </w:p>
         </w:tc>
       </w:tr>
@@ -14361,9 +14665,19 @@
             <w:pPr>
               <w:pStyle w:val="TextoTablas"/>
               <w:rPr>
+                <w:sz w:val="28"/>
+                <w:szCs w:val="28"/>
                 <w:lang w:val="es-CO"/>
               </w:rPr>
             </w:pPr>
+            <w:r>
+              <w:rPr>
+                <w:rFonts w:eastAsia="Calibri" w:cs="Calibri"/>
+                <w:sz w:val="28"/>
+                <w:szCs w:val="28"/>
+              </w:rPr>
+              <w:t>Jonathan Adié Villafañe</w:t>
+            </w:r>
           </w:p>
         </w:tc>
         <w:tc>
@@ -14374,9 +14688,19 @@
             <w:pPr>
               <w:pStyle w:val="TextoTablas"/>
               <w:rPr>
+                <w:sz w:val="28"/>
+                <w:szCs w:val="28"/>
                 <w:lang w:val="es-CO"/>
               </w:rPr>
             </w:pPr>
+            <w:r>
+              <w:rPr>
+                <w:rFonts w:eastAsia="Calibri" w:cs="Calibri"/>
+                <w:sz w:val="28"/>
+                <w:szCs w:val="28"/>
+              </w:rPr>
+              <w:t>Validador y vinculador de recursos educativos digitales</w:t>
+            </w:r>
           </w:p>
         </w:tc>
         <w:tc>
@@ -14387,9 +14711,19 @@
             <w:pPr>
               <w:pStyle w:val="TextoTablas"/>
               <w:rPr>
+                <w:sz w:val="28"/>
+                <w:szCs w:val="28"/>
                 <w:lang w:val="es-CO"/>
               </w:rPr>
             </w:pPr>
+            <w:r>
+              <w:rPr>
+                <w:sz w:val="28"/>
+                <w:szCs w:val="28"/>
+                <w:lang w:val="es-CO"/>
+              </w:rPr>
+              <w:t>Centro de Comercio y Servicios - Regional Atlántico</w:t>
+            </w:r>
           </w:p>
         </w:tc>
       </w:tr>
@@ -14402,9 +14736,19 @@
             <w:pPr>
               <w:pStyle w:val="TextoTablas"/>
               <w:rPr>
+                <w:sz w:val="28"/>
+                <w:szCs w:val="28"/>
                 <w:lang w:val="es-CO"/>
               </w:rPr>
             </w:pPr>
+            <w:r>
+              <w:rPr>
+                <w:rFonts w:eastAsia="Calibri" w:cs="Calibri"/>
+                <w:sz w:val="28"/>
+                <w:szCs w:val="28"/>
+              </w:rPr>
+              <w:t>Karine Isabel Ospino Fritz</w:t>
+            </w:r>
           </w:p>
         </w:tc>
         <w:tc>
@@ -14415,9 +14759,51 @@
             <w:pPr>
               <w:pStyle w:val="TextoTablas"/>
               <w:rPr>
+                <w:sz w:val="28"/>
+                <w:szCs w:val="28"/>
                 <w:lang w:val="es-CO"/>
               </w:rPr>
             </w:pPr>
+            <w:r>
+              <w:rPr>
+                <w:rFonts w:eastAsia="Calibri" w:cs="Calibri"/>
+                <w:sz w:val="28"/>
+                <w:szCs w:val="28"/>
+              </w:rPr>
+              <w:t>Validador</w:t>
+            </w:r>
+            <w:r>
+              <w:rPr>
+                <w:rFonts w:eastAsia="Calibri" w:cs="Calibri"/>
+                <w:sz w:val="28"/>
+                <w:szCs w:val="28"/>
+              </w:rPr>
+              <w:t>a</w:t>
+            </w:r>
+            <w:r>
+              <w:rPr>
+                <w:rFonts w:eastAsia="Calibri" w:cs="Calibri"/>
+                <w:sz w:val="28"/>
+                <w:szCs w:val="28"/>
+              </w:rPr>
+              <w:t xml:space="preserve"> y vinculador</w:t>
+            </w:r>
+            <w:r>
+              <w:rPr>
+                <w:rFonts w:eastAsia="Calibri" w:cs="Calibri"/>
+                <w:sz w:val="28"/>
+                <w:szCs w:val="28"/>
+              </w:rPr>
+              <w:t>a</w:t>
+            </w:r>
+            <w:r>
+              <w:rPr>
+                <w:rFonts w:eastAsia="Calibri" w:cs="Calibri"/>
+                <w:sz w:val="28"/>
+                <w:szCs w:val="28"/>
+              </w:rPr>
+              <w:t xml:space="preserve"> de recursos educativos digitales</w:t>
+            </w:r>
           </w:p>
         </w:tc>
         <w:tc>
@@ -14428,223 +14814,19 @@
             <w:pPr>
               <w:pStyle w:val="TextoTablas"/>
               <w:rPr>
+                <w:sz w:val="28"/>
+                <w:szCs w:val="28"/>
                 <w:lang w:val="es-CO"/>
               </w:rPr>
             </w:pPr>
-          </w:p>
-        </w:tc>
-      </w:tr>
-      <w:tr>
-        <w:trPr>
-          <w:cnfStyle w:val="000000100000" w:firstRow="0" w:lastRow="0" w:firstColumn="0" w:lastColumn="0" w:oddVBand="0" w:evenVBand="0" w:oddHBand="1" w:evenHBand="0" w:firstRowFirstColumn="0" w:firstRowLastColumn="0" w:lastRowFirstColumn="0" w:lastRowLastColumn="0"/>
-        </w:trPr>
-        <w:tc>
-          <w:tcPr>
-            <w:tcW w:w="2830" w:type="dxa"/>
-          </w:tcPr>
-          <w:p>
-            <w:pPr>
-              <w:pStyle w:val="TextoTablas"/>
-              <w:rPr>
+            <w:r>
+              <w:rPr>
+                <w:sz w:val="28"/>
+                <w:szCs w:val="28"/>
                 <w:lang w:val="es-CO"/>
               </w:rPr>
-            </w:pPr>
-          </w:p>
-        </w:tc>
-        <w:tc>
-          <w:tcPr>
-            <w:tcW w:w="3261" w:type="dxa"/>
-          </w:tcPr>
-          <w:p>
-            <w:pPr>
-              <w:pStyle w:val="TextoTablas"/>
-              <w:rPr>
-                <w:lang w:val="es-CO"/>
-              </w:rPr>
-            </w:pPr>
-          </w:p>
-        </w:tc>
-        <w:tc>
-          <w:tcPr>
-            <w:tcW w:w="3969" w:type="dxa"/>
-          </w:tcPr>
-          <w:p>
-            <w:pPr>
-              <w:pStyle w:val="TextoTablas"/>
-              <w:rPr>
-                <w:lang w:val="es-CO"/>
-              </w:rPr>
-            </w:pPr>
-          </w:p>
-        </w:tc>
-      </w:tr>
-      <w:tr>
-        <w:tc>
-          <w:tcPr>
-            <w:tcW w:w="2830" w:type="dxa"/>
-          </w:tcPr>
-          <w:p>
-            <w:pPr>
-              <w:pStyle w:val="TextoTablas"/>
-              <w:rPr>
-                <w:lang w:val="es-CO"/>
-              </w:rPr>
-            </w:pPr>
-          </w:p>
-        </w:tc>
-        <w:tc>
-          <w:tcPr>
-            <w:tcW w:w="3261" w:type="dxa"/>
-          </w:tcPr>
-          <w:p>
-            <w:pPr>
-              <w:pStyle w:val="TextoTablas"/>
-              <w:rPr>
-                <w:lang w:val="es-CO"/>
-              </w:rPr>
-            </w:pPr>
-          </w:p>
-        </w:tc>
-        <w:tc>
-          <w:tcPr>
-            <w:tcW w:w="3969" w:type="dxa"/>
-          </w:tcPr>
-          <w:p>
-            <w:pPr>
-              <w:pStyle w:val="TextoTablas"/>
-              <w:rPr>
-                <w:lang w:val="es-CO"/>
-              </w:rPr>
-            </w:pPr>
-          </w:p>
-        </w:tc>
-      </w:tr>
-      <w:tr>
-        <w:trPr>
-          <w:cnfStyle w:val="000000100000" w:firstRow="0" w:lastRow="0" w:firstColumn="0" w:lastColumn="0" w:oddVBand="0" w:evenVBand="0" w:oddHBand="1" w:evenHBand="0" w:firstRowFirstColumn="0" w:firstRowLastColumn="0" w:lastRowFirstColumn="0" w:lastRowLastColumn="0"/>
-        </w:trPr>
-        <w:tc>
-          <w:tcPr>
-            <w:tcW w:w="2830" w:type="dxa"/>
-          </w:tcPr>
-          <w:p>
-            <w:pPr>
-              <w:pStyle w:val="TextoTablas"/>
-              <w:rPr>
-                <w:lang w:val="es-CO"/>
-              </w:rPr>
-            </w:pPr>
-          </w:p>
-        </w:tc>
-        <w:tc>
-          <w:tcPr>
-            <w:tcW w:w="3261" w:type="dxa"/>
-          </w:tcPr>
-          <w:p>
-            <w:pPr>
-              <w:pStyle w:val="TextoTablas"/>
-              <w:rPr>
-                <w:lang w:val="es-CO"/>
-              </w:rPr>
-            </w:pPr>
-          </w:p>
-        </w:tc>
-        <w:tc>
-          <w:tcPr>
-            <w:tcW w:w="3969" w:type="dxa"/>
-          </w:tcPr>
-          <w:p>
-            <w:pPr>
-              <w:pStyle w:val="TextoTablas"/>
-              <w:rPr>
-                <w:lang w:val="es-CO"/>
-              </w:rPr>
-            </w:pPr>
-          </w:p>
-        </w:tc>
-      </w:tr>
-      <w:tr>
-        <w:tc>
-          <w:tcPr>
-            <w:tcW w:w="2830" w:type="dxa"/>
-          </w:tcPr>
-          <w:p>
-            <w:pPr>
-              <w:pStyle w:val="TextoTablas"/>
-              <w:rPr>
-                <w:lang w:val="es-CO"/>
-              </w:rPr>
-            </w:pPr>
-          </w:p>
-        </w:tc>
-        <w:tc>
-          <w:tcPr>
-            <w:tcW w:w="3261" w:type="dxa"/>
-          </w:tcPr>
-          <w:p>
-            <w:pPr>
-              <w:pStyle w:val="TextoTablas"/>
-              <w:rPr>
-                <w:lang w:val="es-CO"/>
-              </w:rPr>
-            </w:pPr>
-          </w:p>
-        </w:tc>
-        <w:tc>
-          <w:tcPr>
-            <w:tcW w:w="3969" w:type="dxa"/>
-          </w:tcPr>
-          <w:p>
-            <w:pPr>
-              <w:pStyle w:val="TextoTablas"/>
-              <w:rPr>
-                <w:lang w:val="es-CO"/>
-              </w:rPr>
-            </w:pPr>
-          </w:p>
-        </w:tc>
-      </w:tr>
-      <w:tr>
-        <w:trPr>
-          <w:cnfStyle w:val="000000100000" w:firstRow="0" w:lastRow="0" w:firstColumn="0" w:lastColumn="0" w:oddVBand="0" w:evenVBand="0" w:oddHBand="1" w:evenHBand="0" w:firstRowFirstColumn="0" w:firstRowLastColumn="0" w:lastRowFirstColumn="0" w:lastRowLastColumn="0"/>
-        </w:trPr>
-        <w:tc>
-          <w:tcPr>
-            <w:tcW w:w="2830" w:type="dxa"/>
-          </w:tcPr>
-          <w:p>
-            <w:pPr>
-              <w:pStyle w:val="TextoTablas"/>
-              <w:rPr>
-                <w:lang w:val="es-CO"/>
-              </w:rPr>
-            </w:pPr>
-          </w:p>
-        </w:tc>
-        <w:tc>
-          <w:tcPr>
-            <w:tcW w:w="3261" w:type="dxa"/>
-          </w:tcPr>
-          <w:p>
-            <w:pPr>
-              <w:pStyle w:val="TextoTablas"/>
-              <w:rPr>
-                <w:lang w:val="es-CO"/>
-              </w:rPr>
-            </w:pPr>
-          </w:p>
-        </w:tc>
-        <w:tc>
-          <w:tcPr>
-            <w:tcW w:w="3969" w:type="dxa"/>
-          </w:tcPr>
-          <w:p>
-            <w:pPr>
-              <w:pStyle w:val="TextoTablas"/>
-              <w:rPr>
-                <w:lang w:val="es-CO"/>
-              </w:rPr>
-            </w:pPr>
+              <w:t>Centro de Comercio y Servicios - Regional Atlántico</w:t>
+            </w:r>
           </w:p>
         </w:tc>
       </w:tr>
@@ -14671,7 +14853,7 @@
 </file>
 
 <file path=word/endnotes.xml><?xml version="1.0" encoding="utf-8"?>
-<w:endnotes xmlns:wpc="http://schemas.microsoft.com/office/word/2010/wordprocessingCanvas" xmlns:cx="http://schemas.microsoft.com/office/drawing/2014/chartex" xmlns:cx1="http://schemas.microsoft.com/office/drawing/2015/9/8/chartex" xmlns:cx2="http://schemas.microsoft.com/office/drawing/2015/10/21/chartex" xmlns:cx3="http://schemas.microsoft.com/office/drawing/2016/5/9/chartex" xmlns:cx4="http://schemas.microsoft.com/office/drawing/2016/5/10/chartex" xmlns:cx5="http://schemas.microsoft.com/office/drawing/2016/5/11/chartex" xmlns:cx6="http://schemas.microsoft.com/office/drawing/2016/5/12/chartex" xmlns:cx7="http://schemas.microsoft.com/office/drawing/2016/5/13/chartex" xmlns:cx8="http://schemas.microsoft.com/office/drawing/2016/5/14/chartex" xmlns:mc="http://schemas.openxmlformats.org/markup-compatibility/2006" xmlns:aink="http://schemas.microsoft.com/office/drawing/2016/ink" xmlns:am3d="http://schemas.microsoft.com/office/drawing/2017/model3d" xmlns:o="urn:schemas-microsoft-com:office:office" xmlns:r="http://schemas.openxmlformats.org/officeDocument/2006/relationships" xmlns:m="http://schemas.openxmlformats.org/officeDocument/2006/math" xmlns:v="urn:schemas-microsoft-com:vml" xmlns:wp14="http://schemas.microsoft.com/office/word/2010/wordprocessingDrawing" xmlns:wp="http://schemas.openxmlformats.org/drawingml/2006/wordprocessingDrawing" xmlns:w10="urn:schemas-microsoft-com:office:word" xmlns:w="http://schemas.openxmlformats.org/wordprocessingml/2006/main" xmlns:w14="http://schemas.microsoft.com/office/word/2010/wordml" xmlns:w15="http://schemas.microsoft.com/office/word/2012/wordml" xmlns:w16cex="http://schemas.microsoft.com/office/word/2018/wordml/cex" xmlns:w16cid="http://schemas.microsoft.com/office/word/2016/wordml/cid" xmlns:w16="http://schemas.microsoft.com/office/word/2018/wordml" xmlns:w16se="http://schemas.microsoft.com/office/word/2015/wordml/symex" xmlns:wpg="http://schemas.microsoft.com/office/word/2010/wordprocessingGroup" xmlns:wpi="http://schemas.microsoft.com/office/word/2010/wordprocessingInk" xmlns:wne="http://schemas.microsoft.com/office/word/2006/wordml" xmlns:wps="http://schemas.microsoft.com/office/word/2010/wordprocessingShape" mc:Ignorable="w14 w15 w16se w16cid w16 w16cex wp14">
+<w:endnotes xmlns:wpc="http://schemas.microsoft.com/office/word/2010/wordprocessingCanvas" xmlns:cx="http://schemas.microsoft.com/office/drawing/2014/chartex" xmlns:cx1="http://schemas.microsoft.com/office/drawing/2015/9/8/chartex" xmlns:cx2="http://schemas.microsoft.com/office/drawing/2015/10/21/chartex" xmlns:cx3="http://schemas.microsoft.com/office/drawing/2016/5/9/chartex" xmlns:cx4="http://schemas.microsoft.com/office/drawing/2016/5/10/chartex" xmlns:cx5="http://schemas.microsoft.com/office/drawing/2016/5/11/chartex" xmlns:cx6="http://schemas.microsoft.com/office/drawing/2016/5/12/chartex" xmlns:cx7="http://schemas.microsoft.com/office/drawing/2016/5/13/chartex" xmlns:cx8="http://schemas.microsoft.com/office/drawing/2016/5/14/chartex" xmlns:mc="http://schemas.openxmlformats.org/markup-compatibility/2006" xmlns:aink="http://schemas.microsoft.com/office/drawing/2016/ink" xmlns:am3d="http://schemas.microsoft.com/office/drawing/2017/model3d" xmlns:o="urn:schemas-microsoft-com:office:office" xmlns:r="http://schemas.openxmlformats.org/officeDocument/2006/relationships" xmlns:m="http://schemas.openxmlformats.org/officeDocument/2006/math" xmlns:v="urn:schemas-microsoft-com:vml" xmlns:wp14="http://schemas.microsoft.com/office/word/2010/wordprocessingDrawing" xmlns:wp="http://schemas.openxmlformats.org/drawingml/2006/wordprocessingDrawing" xmlns:w10="urn:schemas-microsoft-com:office:word" xmlns:w="http://schemas.openxmlformats.org/wordprocessingml/2006/main" xmlns:w14="http://schemas.microsoft.com/office/word/2010/wordml" xmlns:w15="http://schemas.microsoft.com/office/word/2012/wordml" xmlns:w16cex="http://schemas.microsoft.com/office/word/2018/wordml/cex" xmlns:w16cid="http://schemas.microsoft.com/office/word/2016/wordml/cid" xmlns:w16="http://schemas.microsoft.com/office/word/2018/wordml" xmlns:w16sdtdh="http://schemas.microsoft.com/office/word/2020/wordml/sdtdatahash" xmlns:w16se="http://schemas.microsoft.com/office/word/2015/wordml/symex" xmlns:wpg="http://schemas.microsoft.com/office/word/2010/wordprocessingGroup" xmlns:wpi="http://schemas.microsoft.com/office/word/2010/wordprocessingInk" xmlns:wne="http://schemas.microsoft.com/office/word/2006/wordml" xmlns:wps="http://schemas.microsoft.com/office/word/2010/wordprocessingShape" mc:Ignorable="w14 w15 w16se w16cid w16 w16cex w16sdtdh wp14">
   <w:endnote w:type="separator" w:id="-1">
     <w:p>
       <w:pPr>
@@ -14698,7 +14880,7 @@
 </file>
 
 <file path=word/footer1.xml><?xml version="1.0" encoding="utf-8"?>
-<w:ftr xmlns:wpc="http://schemas.microsoft.com/office/word/2010/wordprocessingCanvas" xmlns:cx="http://schemas.microsoft.com/office/drawing/2014/chartex" xmlns:cx1="http://schemas.microsoft.com/office/drawing/2015/9/8/chartex" xmlns:cx2="http://schemas.microsoft.com/office/drawing/2015/10/21/chartex" xmlns:cx3="http://schemas.microsoft.com/office/drawing/2016/5/9/chartex" xmlns:cx4="http://schemas.microsoft.com/office/drawing/2016/5/10/chartex" xmlns:cx5="http://schemas.microsoft.com/office/drawing/2016/5/11/chartex" xmlns:cx6="http://schemas.microsoft.com/office/drawing/2016/5/12/chartex" xmlns:cx7="http://schemas.microsoft.com/office/drawing/2016/5/13/chartex" xmlns:cx8="http://schemas.microsoft.com/office/drawing/2016/5/14/chartex" xmlns:mc="http://schemas.openxmlformats.org/markup-compatibility/2006" xmlns:aink="http://schemas.microsoft.com/office/drawing/2016/ink" xmlns:am3d="http://schemas.microsoft.com/office/drawing/2017/model3d" xmlns:o="urn:schemas-microsoft-com:office:office" xmlns:r="http://schemas.openxmlformats.org/officeDocument/2006/relationships" xmlns:m="http://schemas.openxmlformats.org/officeDocument/2006/math" xmlns:v="urn:schemas-microsoft-com:vml" xmlns:wp14="http://schemas.microsoft.com/office/word/2010/wordprocessingDrawing" xmlns:wp="http://schemas.openxmlformats.org/drawingml/2006/wordprocessingDrawing" xmlns:w10="urn:schemas-microsoft-com:office:word" xmlns:w="http://schemas.openxmlformats.org/wordprocessingml/2006/main" xmlns:w14="http://schemas.microsoft.com/office/word/2010/wordml" xmlns:w15="http://schemas.microsoft.com/office/word/2012/wordml" xmlns:w16cex="http://schemas.microsoft.com/office/word/2018/wordml/cex" xmlns:w16cid="http://schemas.microsoft.com/office/word/2016/wordml/cid" xmlns:w16="http://schemas.microsoft.com/office/word/2018/wordml" xmlns:w16se="http://schemas.microsoft.com/office/word/2015/wordml/symex" xmlns:wpg="http://schemas.microsoft.com/office/word/2010/wordprocessingGroup" xmlns:wpi="http://schemas.microsoft.com/office/word/2010/wordprocessingInk" xmlns:wne="http://schemas.microsoft.com/office/word/2006/wordml" xmlns:wps="http://schemas.microsoft.com/office/word/2010/wordprocessingShape" mc:Ignorable="w14 w15 w16se w16cid w16 w16cex wp14">
+<w:ftr xmlns:wpc="http://schemas.microsoft.com/office/word/2010/wordprocessingCanvas" xmlns:cx="http://schemas.microsoft.com/office/drawing/2014/chartex" xmlns:cx1="http://schemas.microsoft.com/office/drawing/2015/9/8/chartex" xmlns:cx2="http://schemas.microsoft.com/office/drawing/2015/10/21/chartex" xmlns:cx3="http://schemas.microsoft.com/office/drawing/2016/5/9/chartex" xmlns:cx4="http://schemas.microsoft.com/office/drawing/2016/5/10/chartex" xmlns:cx5="http://schemas.microsoft.com/office/drawing/2016/5/11/chartex" xmlns:cx6="http://schemas.microsoft.com/office/drawing/2016/5/12/chartex" xmlns:cx7="http://schemas.microsoft.com/office/drawing/2016/5/13/chartex" xmlns:cx8="http://schemas.microsoft.com/office/drawing/2016/5/14/chartex" xmlns:mc="http://schemas.openxmlformats.org/markup-compatibility/2006" xmlns:aink="http://schemas.microsoft.com/office/drawing/2016/ink" xmlns:am3d="http://schemas.microsoft.com/office/drawing/2017/model3d" xmlns:o="urn:schemas-microsoft-com:office:office" xmlns:r="http://schemas.openxmlformats.org/officeDocument/2006/relationships" xmlns:m="http://schemas.openxmlformats.org/officeDocument/2006/math" xmlns:v="urn:schemas-microsoft-com:vml" xmlns:wp14="http://schemas.microsoft.com/office/word/2010/wordprocessingDrawing" xmlns:wp="http://schemas.openxmlformats.org/drawingml/2006/wordprocessingDrawing" xmlns:w10="urn:schemas-microsoft-com:office:word" xmlns:w="http://schemas.openxmlformats.org/wordprocessingml/2006/main" xmlns:w14="http://schemas.microsoft.com/office/word/2010/wordml" xmlns:w15="http://schemas.microsoft.com/office/word/2012/wordml" xmlns:w16cex="http://schemas.microsoft.com/office/word/2018/wordml/cex" xmlns:w16cid="http://schemas.microsoft.com/office/word/2016/wordml/cid" xmlns:w16="http://schemas.microsoft.com/office/word/2018/wordml" xmlns:w16sdtdh="http://schemas.microsoft.com/office/word/2020/wordml/sdtdatahash" xmlns:w16se="http://schemas.microsoft.com/office/word/2015/wordml/symex" xmlns:wpg="http://schemas.microsoft.com/office/word/2010/wordprocessingGroup" xmlns:wpi="http://schemas.microsoft.com/office/word/2010/wordprocessingInk" xmlns:wne="http://schemas.microsoft.com/office/word/2006/wordml" xmlns:wps="http://schemas.microsoft.com/office/word/2010/wordprocessingShape" mc:Ignorable="w14 w15 w16se w16cid w16 w16cex w16sdtdh wp14">
   <w:sdt>
     <w:sdtPr>
       <w:id w:val="-1465197936"/>
@@ -14745,7 +14927,7 @@
 </file>
 
 <file path=word/footnotes.xml><?xml version="1.0" encoding="utf-8"?>
-<w:footnotes xmlns:wpc="http://schemas.microsoft.com/office/word/2010/wordprocessingCanvas" xmlns:cx="http://schemas.microsoft.com/office/drawing/2014/chartex" xmlns:cx1="http://schemas.microsoft.com/office/drawing/2015/9/8/chartex" xmlns:cx2="http://schemas.microsoft.com/office/drawing/2015/10/21/chartex" xmlns:cx3="http://schemas.microsoft.com/office/drawing/2016/5/9/chartex" xmlns:cx4="http://schemas.microsoft.com/office/drawing/2016/5/10/chartex" xmlns:cx5="http://schemas.microsoft.com/office/drawing/2016/5/11/chartex" xmlns:cx6="http://schemas.microsoft.com/office/drawing/2016/5/12/chartex" xmlns:cx7="http://schemas.microsoft.com/office/drawing/2016/5/13/chartex" xmlns:cx8="http://schemas.microsoft.com/office/drawing/2016/5/14/chartex" xmlns:mc="http://schemas.openxmlformats.org/markup-compatibility/2006" xmlns:aink="http://schemas.microsoft.com/office/drawing/2016/ink" xmlns:am3d="http://schemas.microsoft.com/office/drawing/2017/model3d" xmlns:o="urn:schemas-microsoft-com:office:office" xmlns:r="http://schemas.openxmlformats.org/officeDocument/2006/relationships" xmlns:m="http://schemas.openxmlformats.org/officeDocument/2006/math" xmlns:v="urn:schemas-microsoft-com:vml" xmlns:wp14="http://schemas.microsoft.com/office/word/2010/wordprocessingDrawing" xmlns:wp="http://schemas.openxmlformats.org/drawingml/2006/wordprocessingDrawing" xmlns:w10="urn:schemas-microsoft-com:office:word" xmlns:w="http://schemas.openxmlformats.org/wordprocessingml/2006/main" xmlns:w14="http://schemas.microsoft.com/office/word/2010/wordml" xmlns:w15="http://schemas.microsoft.com/office/word/2012/wordml" xmlns:w16cex="http://schemas.microsoft.com/office/word/2018/wordml/cex" xmlns:w16cid="http://schemas.microsoft.com/office/word/2016/wordml/cid" xmlns:w16="http://schemas.microsoft.com/office/word/2018/wordml" xmlns:w16se="http://schemas.microsoft.com/office/word/2015/wordml/symex" xmlns:wpg="http://schemas.microsoft.com/office/word/2010/wordprocessingGroup" xmlns:wpi="http://schemas.microsoft.com/office/word/2010/wordprocessingInk" xmlns:wne="http://schemas.microsoft.com/office/word/2006/wordml" xmlns:wps="http://schemas.microsoft.com/office/word/2010/wordprocessingShape" mc:Ignorable="w14 w15 w16se w16cid w16 w16cex wp14">
+<w:footnotes xmlns:wpc="http://schemas.microsoft.com/office/word/2010/wordprocessingCanvas" xmlns:cx="http://schemas.microsoft.com/office/drawing/2014/chartex" xmlns:cx1="http://schemas.microsoft.com/office/drawing/2015/9/8/chartex" xmlns:cx2="http://schemas.microsoft.com/office/drawing/2015/10/21/chartex" xmlns:cx3="http://schemas.microsoft.com/office/drawing/2016/5/9/chartex" xmlns:cx4="http://schemas.microsoft.com/office/drawing/2016/5/10/chartex" xmlns:cx5="http://schemas.microsoft.com/office/drawing/2016/5/11/chartex" xmlns:cx6="http://schemas.microsoft.com/office/drawing/2016/5/12/chartex" xmlns:cx7="http://schemas.microsoft.com/office/drawing/2016/5/13/chartex" xmlns:cx8="http://schemas.microsoft.com/office/drawing/2016/5/14/chartex" xmlns:mc="http://schemas.openxmlformats.org/markup-compatibility/2006" xmlns:aink="http://schemas.microsoft.com/office/drawing/2016/ink" xmlns:am3d="http://schemas.microsoft.com/office/drawing/2017/model3d" xmlns:o="urn:schemas-microsoft-com:office:office" xmlns:r="http://schemas.openxmlformats.org/officeDocument/2006/relationships" xmlns:m="http://schemas.openxmlformats.org/officeDocument/2006/math" xmlns:v="urn:schemas-microsoft-com:vml" xmlns:wp14="http://schemas.microsoft.com/office/word/2010/wordprocessingDrawing" xmlns:wp="http://schemas.openxmlformats.org/drawingml/2006/wordprocessingDrawing" xmlns:w10="urn:schemas-microsoft-com:office:word" xmlns:w="http://schemas.openxmlformats.org/wordprocessingml/2006/main" xmlns:w14="http://schemas.microsoft.com/office/word/2010/wordml" xmlns:w15="http://schemas.microsoft.com/office/word/2012/wordml" xmlns:w16cex="http://schemas.microsoft.com/office/word/2018/wordml/cex" xmlns:w16cid="http://schemas.microsoft.com/office/word/2016/wordml/cid" xmlns:w16="http://schemas.microsoft.com/office/word/2018/wordml" xmlns:w16sdtdh="http://schemas.microsoft.com/office/word/2020/wordml/sdtdatahash" xmlns:w16se="http://schemas.microsoft.com/office/word/2015/wordml/symex" xmlns:wpg="http://schemas.microsoft.com/office/word/2010/wordprocessingGroup" xmlns:wpi="http://schemas.microsoft.com/office/word/2010/wordprocessingInk" xmlns:wne="http://schemas.microsoft.com/office/word/2006/wordml" xmlns:wps="http://schemas.microsoft.com/office/word/2010/wordprocessingShape" mc:Ignorable="w14 w15 w16se w16cid w16 w16cex w16sdtdh wp14">
   <w:footnote w:type="separator" w:id="-1">
     <w:p>
       <w:pPr>
@@ -14772,7 +14954,7 @@
 </file>
 
 <file path=word/header1.xml><?xml version="1.0" encoding="utf-8"?>
-<w:hdr xmlns:wpc="http://schemas.microsoft.com/office/word/2010/wordprocessingCanvas" xmlns:cx="http://schemas.microsoft.com/office/drawing/2014/chartex" xmlns:cx1="http://schemas.microsoft.com/office/drawing/2015/9/8/chartex" xmlns:cx2="http://schemas.microsoft.com/office/drawing/2015/10/21/chartex" xmlns:cx3="http://schemas.microsoft.com/office/drawing/2016/5/9/chartex" xmlns:cx4="http://schemas.microsoft.com/office/drawing/2016/5/10/chartex" xmlns:cx5="http://schemas.microsoft.com/office/drawing/2016/5/11/chartex" xmlns:cx6="http://schemas.microsoft.com/office/drawing/2016/5/12/chartex" xmlns:cx7="http://schemas.microsoft.com/office/drawing/2016/5/13/chartex" xmlns:cx8="http://schemas.microsoft.com/office/drawing/2016/5/14/chartex" xmlns:mc="http://schemas.openxmlformats.org/markup-compatibility/2006" xmlns:aink="http://schemas.microsoft.com/office/drawing/2016/ink" xmlns:am3d="http://schemas.microsoft.com/office/drawing/2017/model3d" xmlns:o="urn:schemas-microsoft-com:office:office" xmlns:r="http://schemas.openxmlformats.org/officeDocument/2006/relationships" xmlns:m="http://schemas.openxmlformats.org/officeDocument/2006/math" xmlns:v="urn:schemas-microsoft-com:vml" xmlns:wp14="http://schemas.microsoft.com/office/word/2010/wordprocessingDrawing" xmlns:wp="http://schemas.openxmlformats.org/drawingml/2006/wordprocessingDrawing" xmlns:w10="urn:schemas-microsoft-com:office:word" xmlns:w="http://schemas.openxmlformats.org/wordprocessingml/2006/main" xmlns:w14="http://schemas.microsoft.com/office/word/2010/wordml" xmlns:w15="http://schemas.microsoft.com/office/word/2012/wordml" xmlns:w16cex="http://schemas.microsoft.com/office/word/2018/wordml/cex" xmlns:w16cid="http://schemas.microsoft.com/office/word/2016/wordml/cid" xmlns:w16="http://schemas.microsoft.com/office/word/2018/wordml" xmlns:w16se="http://schemas.microsoft.com/office/word/2015/wordml/symex" xmlns:wpg="http://schemas.microsoft.com/office/word/2010/wordprocessingGroup" xmlns:wpi="http://schemas.microsoft.com/office/word/2010/wordprocessingInk" xmlns:wne="http://schemas.microsoft.com/office/word/2006/wordml" xmlns:wps="http://schemas.microsoft.com/office/word/2010/wordprocessingShape" mc:Ignorable="w14 w15 w16se w16cid w16 w16cex wp14">
+<w:hdr xmlns:wpc="http://schemas.microsoft.com/office/word/2010/wordprocessingCanvas" xmlns:cx="http://schemas.microsoft.com/office/drawing/2014/chartex" xmlns:cx1="http://schemas.microsoft.com/office/drawing/2015/9/8/chartex" xmlns:cx2="http://schemas.microsoft.com/office/drawing/2015/10/21/chartex" xmlns:cx3="http://schemas.microsoft.com/office/drawing/2016/5/9/chartex" xmlns:cx4="http://schemas.microsoft.com/office/drawing/2016/5/10/chartex" xmlns:cx5="http://schemas.microsoft.com/office/drawing/2016/5/11/chartex" xmlns:cx6="http://schemas.microsoft.com/office/drawing/2016/5/12/chartex" xmlns:cx7="http://schemas.microsoft.com/office/drawing/2016/5/13/chartex" xmlns:cx8="http://schemas.microsoft.com/office/drawing/2016/5/14/chartex" xmlns:mc="http://schemas.openxmlformats.org/markup-compatibility/2006" xmlns:aink="http://schemas.microsoft.com/office/drawing/2016/ink" xmlns:am3d="http://schemas.microsoft.com/office/drawing/2017/model3d" xmlns:o="urn:schemas-microsoft-com:office:office" xmlns:r="http://schemas.openxmlformats.org/officeDocument/2006/relationships" xmlns:m="http://schemas.openxmlformats.org/officeDocument/2006/math" xmlns:v="urn:schemas-microsoft-com:vml" xmlns:wp14="http://schemas.microsoft.com/office/word/2010/wordprocessingDrawing" xmlns:wp="http://schemas.openxmlformats.org/drawingml/2006/wordprocessingDrawing" xmlns:w10="urn:schemas-microsoft-com:office:word" xmlns:w="http://schemas.openxmlformats.org/wordprocessingml/2006/main" xmlns:w14="http://schemas.microsoft.com/office/word/2010/wordml" xmlns:w15="http://schemas.microsoft.com/office/word/2012/wordml" xmlns:w16cex="http://schemas.microsoft.com/office/word/2018/wordml/cex" xmlns:w16cid="http://schemas.microsoft.com/office/word/2016/wordml/cid" xmlns:w16="http://schemas.microsoft.com/office/word/2018/wordml" xmlns:w16sdtdh="http://schemas.microsoft.com/office/word/2020/wordml/sdtdatahash" xmlns:w16se="http://schemas.microsoft.com/office/word/2015/wordml/symex" xmlns:wpg="http://schemas.microsoft.com/office/word/2010/wordprocessingGroup" xmlns:wpi="http://schemas.microsoft.com/office/word/2010/wordprocessingInk" xmlns:wne="http://schemas.microsoft.com/office/word/2006/wordml" xmlns:wps="http://schemas.microsoft.com/office/word/2010/wordprocessingShape" mc:Ignorable="w14 w15 w16se w16cid w16 w16cex w16sdtdh wp14">
   <w:p>
     <w:pPr>
       <w:pStyle w:val="Encabezado"/>
@@ -14859,7 +15041,7 @@
 </file>
 
 <file path=word/numbering.xml><?xml version="1.0" encoding="utf-8"?>
-<w:numbering xmlns:wpc="http://schemas.microsoft.com/office/word/2010/wordprocessingCanvas" xmlns:cx="http://schemas.microsoft.com/office/drawing/2014/chartex" xmlns:cx1="http://schemas.microsoft.com/office/drawing/2015/9/8/chartex" xmlns:cx2="http://schemas.microsoft.com/office/drawing/2015/10/21/chartex" xmlns:cx3="http://schemas.microsoft.com/office/drawing/2016/5/9/chartex" xmlns:cx4="http://schemas.microsoft.com/office/drawing/2016/5/10/chartex" xmlns:cx5="http://schemas.microsoft.com/office/drawing/2016/5/11/chartex" xmlns:cx6="http://schemas.microsoft.com/office/drawing/2016/5/12/chartex" xmlns:cx7="http://schemas.microsoft.com/office/drawing/2016/5/13/chartex" xmlns:cx8="http://schemas.microsoft.com/office/drawing/2016/5/14/chartex" xmlns:mc="http://schemas.openxmlformats.org/markup-compatibility/2006" xmlns:aink="http://schemas.microsoft.com/office/drawing/2016/ink" xmlns:am3d="http://schemas.microsoft.com/office/drawing/2017/model3d" xmlns:o="urn:schemas-microsoft-com:office:office" xmlns:r="http://schemas.openxmlformats.org/officeDocument/2006/relationships" xmlns:m="http://schemas.openxmlformats.org/officeDocument/2006/math" xmlns:v="urn:schemas-microsoft-com:vml" xmlns:wp14="http://schemas.microsoft.com/office/word/2010/wordprocessingDrawing" xmlns:wp="http://schemas.openxmlformats.org/drawingml/2006/wordprocessingDrawing" xmlns:w10="urn:schemas-microsoft-com:office:word" xmlns:w="http://schemas.openxmlformats.org/wordprocessingml/2006/main" xmlns:w14="http://schemas.microsoft.com/office/word/2010/wordml" xmlns:w15="http://schemas.microsoft.com/office/word/2012/wordml" xmlns:w16cex="http://schemas.microsoft.com/office/word/2018/wordml/cex" xmlns:w16cid="http://schemas.microsoft.com/office/word/2016/wordml/cid" xmlns:w16="http://schemas.microsoft.com/office/word/2018/wordml" xmlns:w16se="http://schemas.microsoft.com/office/word/2015/wordml/symex" xmlns:wpg="http://schemas.microsoft.com/office/word/2010/wordprocessingGroup" xmlns:wpi="http://schemas.microsoft.com/office/word/2010/wordprocessingInk" xmlns:wne="http://schemas.microsoft.com/office/word/2006/wordml" xmlns:wps="http://schemas.microsoft.com/office/word/2010/wordprocessingShape" mc:Ignorable="w14 w15 w16se w16cid w16 w16cex wp14">
+<w:numbering xmlns:wpc="http://schemas.microsoft.com/office/word/2010/wordprocessingCanvas" xmlns:cx="http://schemas.microsoft.com/office/drawing/2014/chartex" xmlns:cx1="http://schemas.microsoft.com/office/drawing/2015/9/8/chartex" xmlns:cx2="http://schemas.microsoft.com/office/drawing/2015/10/21/chartex" xmlns:cx3="http://schemas.microsoft.com/office/drawing/2016/5/9/chartex" xmlns:cx4="http://schemas.microsoft.com/office/drawing/2016/5/10/chartex" xmlns:cx5="http://schemas.microsoft.com/office/drawing/2016/5/11/chartex" xmlns:cx6="http://schemas.microsoft.com/office/drawing/2016/5/12/chartex" xmlns:cx7="http://schemas.microsoft.com/office/drawing/2016/5/13/chartex" xmlns:cx8="http://schemas.microsoft.com/office/drawing/2016/5/14/chartex" xmlns:mc="http://schemas.openxmlformats.org/markup-compatibility/2006" xmlns:aink="http://schemas.microsoft.com/office/drawing/2016/ink" xmlns:am3d="http://schemas.microsoft.com/office/drawing/2017/model3d" xmlns:o="urn:schemas-microsoft-com:office:office" xmlns:r="http://schemas.openxmlformats.org/officeDocument/2006/relationships" xmlns:m="http://schemas.openxmlformats.org/officeDocument/2006/math" xmlns:v="urn:schemas-microsoft-com:vml" xmlns:wp14="http://schemas.microsoft.com/office/word/2010/wordprocessingDrawing" xmlns:wp="http://schemas.openxmlformats.org/drawingml/2006/wordprocessingDrawing" xmlns:w10="urn:schemas-microsoft-com:office:word" xmlns:w="http://schemas.openxmlformats.org/wordprocessingml/2006/main" xmlns:w14="http://schemas.microsoft.com/office/word/2010/wordml" xmlns:w15="http://schemas.microsoft.com/office/word/2012/wordml" xmlns:w16cex="http://schemas.microsoft.com/office/word/2018/wordml/cex" xmlns:w16cid="http://schemas.microsoft.com/office/word/2016/wordml/cid" xmlns:w16="http://schemas.microsoft.com/office/word/2018/wordml" xmlns:w16sdtdh="http://schemas.microsoft.com/office/word/2020/wordml/sdtdatahash" xmlns:w16se="http://schemas.microsoft.com/office/word/2015/wordml/symex" xmlns:wpg="http://schemas.microsoft.com/office/word/2010/wordprocessingGroup" xmlns:wpi="http://schemas.microsoft.com/office/word/2010/wordprocessingInk" xmlns:wne="http://schemas.microsoft.com/office/word/2006/wordml" xmlns:wps="http://schemas.microsoft.com/office/word/2010/wordprocessingShape" mc:Ignorable="w14 w15 w16se w16cid w16 w16cex w16sdtdh wp14">
   <w:abstractNum w:abstractNumId="0" w15:restartNumberingAfterBreak="0">
     <w:nsid w:val="FFFFFF89"/>
     <w:multiLevelType w:val="singleLevel"/>
@@ -15994,7 +16176,7 @@
 </file>
 
 <file path=word/styles.xml><?xml version="1.0" encoding="utf-8"?>
-<w:styles xmlns:mc="http://schemas.openxmlformats.org/markup-compatibility/2006" xmlns:r="http://schemas.openxmlformats.org/officeDocument/2006/relationships" xmlns:w="http://schemas.openxmlformats.org/wordprocessingml/2006/main" xmlns:w14="http://schemas.microsoft.com/office/word/2010/wordml" xmlns:w15="http://schemas.microsoft.com/office/word/2012/wordml" xmlns:w16cex="http://schemas.microsoft.com/office/word/2018/wordml/cex" xmlns:w16cid="http://schemas.microsoft.com/office/word/2016/wordml/cid" xmlns:w16="http://schemas.microsoft.com/office/word/2018/wordml" xmlns:w16se="http://schemas.microsoft.com/office/word/2015/wordml/symex" mc:Ignorable="w14 w15 w16se w16cid w16 w16cex">
+<w:styles xmlns:mc="http://schemas.openxmlformats.org/markup-compatibility/2006" xmlns:r="http://schemas.openxmlformats.org/officeDocument/2006/relationships" xmlns:w="http://schemas.openxmlformats.org/wordprocessingml/2006/main" xmlns:w14="http://schemas.microsoft.com/office/word/2010/wordml" xmlns:w15="http://schemas.microsoft.com/office/word/2012/wordml" xmlns:w16cex="http://schemas.microsoft.com/office/word/2018/wordml/cex" xmlns:w16cid="http://schemas.microsoft.com/office/word/2016/wordml/cid" xmlns:w16="http://schemas.microsoft.com/office/word/2018/wordml" xmlns:w16sdtdh="http://schemas.microsoft.com/office/word/2020/wordml/sdtdatahash" xmlns:w16se="http://schemas.microsoft.com/office/word/2015/wordml/symex" mc:Ignorable="w14 w15 w16se w16cid w16 w16cex w16sdtdh">
   <w:docDefaults>
     <w:rPrDefault>
       <w:rPr>
@@ -17770,6 +17952,26 @@
 </file>
 
 <file path=customXml/item1.xml><?xml version="1.0" encoding="utf-8"?>
+<?mso-contentType ?>
+<FormTemplates xmlns="http://schemas.microsoft.com/sharepoint/v3/contenttype/forms">
+  <Display>DocumentLibraryForm</Display>
+  <Edit>DocumentLibraryForm</Edit>
+  <New>DocumentLibraryForm</New>
+</FormTemplates>
+</file>
+
+<file path=customXml/item2.xml><?xml version="1.0" encoding="utf-8"?>
+<p:properties xmlns:p="http://schemas.microsoft.com/office/2006/metadata/properties" xmlns:xsi="http://www.w3.org/2001/XMLSchema-instance" xmlns:pc="http://schemas.microsoft.com/office/infopath/2007/PartnerControls">
+  <documentManagement>
+    <TaxCatchAll xmlns="67a0edcd-0de5-43ed-8c27-e32f38a00c91" xsi:nil="true"/>
+    <lcf76f155ced4ddcb4097134ff3c332f xmlns="42760c81-fd8e-4d59-8953-7cdb9f38b14f">
+      <Terms xmlns="http://schemas.microsoft.com/office/infopath/2007/PartnerControls"/>
+    </lcf76f155ced4ddcb4097134ff3c332f>
+  </documentManagement>
+</p:properties>
+</file>
+
+<file path=customXml/item3.xml><?xml version="1.0" encoding="utf-8"?>
 <ct:contentTypeSchema xmlns:ct="http://schemas.microsoft.com/office/2006/metadata/contentType" xmlns:ma="http://schemas.microsoft.com/office/2006/metadata/properties/metaAttributes" ct:_="" ma:_="" ma:contentTypeName="Documento" ma:contentTypeID="0x01010005252A1EF3BD024F856B47B579AB5244" ma:contentTypeVersion="12" ma:contentTypeDescription="Crear nuevo documento." ma:contentTypeScope="" ma:versionID="32d0e18b85ac20c34eab62df21c0cf58">
   <xsd:schema xmlns:xsd="http://www.w3.org/2001/XMLSchema" xmlns:xs="http://www.w3.org/2001/XMLSchema" xmlns:p="http://schemas.microsoft.com/office/2006/metadata/properties" xmlns:ns2="42760c81-fd8e-4d59-8953-7cdb9f38b14f" xmlns:ns3="67a0edcd-0de5-43ed-8c27-e32f38a00c91" targetNamespace="http://schemas.microsoft.com/office/2006/metadata/properties" ma:root="true" ma:fieldsID="cc2c149e99f10870fd5bc3964e5386d3" ns2:_="" ns3:_="">
     <xsd:import namespace="42760c81-fd8e-4d59-8953-7cdb9f38b14f"/>
@@ -17970,31 +18172,30 @@
 </ct:contentTypeSchema>
 </file>
 
-<file path=customXml/item2.xml><?xml version="1.0" encoding="utf-8"?>
-<p:properties xmlns:p="http://schemas.microsoft.com/office/2006/metadata/properties" xmlns:xsi="http://www.w3.org/2001/XMLSchema-instance" xmlns:pc="http://schemas.microsoft.com/office/infopath/2007/PartnerControls">
-  <documentManagement>
-    <TaxCatchAll xmlns="67a0edcd-0de5-43ed-8c27-e32f38a00c91" xsi:nil="true"/>
-    <lcf76f155ced4ddcb4097134ff3c332f xmlns="42760c81-fd8e-4d59-8953-7cdb9f38b14f">
-      <Terms xmlns="http://schemas.microsoft.com/office/infopath/2007/PartnerControls"/>
-    </lcf76f155ced4ddcb4097134ff3c332f>
-  </documentManagement>
-</p:properties>
-</file>
-
-<file path=customXml/item3.xml><?xml version="1.0" encoding="utf-8"?>
-<?mso-contentType ?>
-<FormTemplates xmlns="http://schemas.microsoft.com/sharepoint/v3/contenttype/forms">
-  <Display>DocumentLibraryForm</Display>
-  <Edit>DocumentLibraryForm</Edit>
-  <New>DocumentLibraryForm</New>
-</FormTemplates>
-</file>
-
 <file path=customXml/item4.xml><?xml version="1.0" encoding="utf-8"?>
 <b:Sources xmlns:b="http://schemas.openxmlformats.org/officeDocument/2006/bibliography" xmlns="http://schemas.openxmlformats.org/officeDocument/2006/bibliography" SelectedStyle="\APASixthEditionOfficeOnline.xsl" StyleName="APA" Version="6"/>
 </file>
 
 <file path=customXml/itemProps1.xml><?xml version="1.0" encoding="utf-8"?>
+<ds:datastoreItem xmlns:ds="http://schemas.openxmlformats.org/officeDocument/2006/customXml" ds:itemID="{10663269-2064-4804-8290-36D4A57F5557}">
+  <ds:schemaRefs>
+    <ds:schemaRef ds:uri="http://schemas.microsoft.com/sharepoint/v3/contenttype/forms"/>
+  </ds:schemaRefs>
+</ds:datastoreItem>
+</file>
+
+<file path=customXml/itemProps2.xml><?xml version="1.0" encoding="utf-8"?>
+<ds:datastoreItem xmlns:ds="http://schemas.openxmlformats.org/officeDocument/2006/customXml" ds:itemID="{1279454D-02BE-4A9C-A117-DCD1573E2608}">
+  <ds:schemaRefs>
+    <ds:schemaRef ds:uri="http://schemas.microsoft.com/office/2006/metadata/properties"/>
+    <ds:schemaRef ds:uri="http://schemas.microsoft.com/office/infopath/2007/PartnerControls"/>
+    <ds:schemaRef ds:uri="67a0edcd-0de5-43ed-8c27-e32f38a00c91"/>
+    <ds:schemaRef ds:uri="42760c81-fd8e-4d59-8953-7cdb9f38b14f"/>
+  </ds:schemaRefs>
+</ds:datastoreItem>
+</file>
+
+<file path=customXml/itemProps3.xml><?xml version="1.0" encoding="utf-8"?>
 <ds:datastoreItem xmlns:ds="http://schemas.openxmlformats.org/officeDocument/2006/customXml" ds:itemID="{25D8AD0B-3D63-4B16-9C06-F735B3CCDE31}">
   <ds:schemaRefs>
     <ds:schemaRef ds:uri="http://schemas.microsoft.com/office/2006/metadata/contentType"/>
@@ -18013,25 +18214,6 @@
 </ds:datastoreItem>
 </file>
 
-<file path=customXml/itemProps2.xml><?xml version="1.0" encoding="utf-8"?>
-<ds:datastoreItem xmlns:ds="http://schemas.openxmlformats.org/officeDocument/2006/customXml" ds:itemID="{1279454D-02BE-4A9C-A117-DCD1573E2608}">
-  <ds:schemaRefs>
-    <ds:schemaRef ds:uri="http://schemas.microsoft.com/office/2006/metadata/properties"/>
-    <ds:schemaRef ds:uri="http://schemas.microsoft.com/office/infopath/2007/PartnerControls"/>
-    <ds:schemaRef ds:uri="67a0edcd-0de5-43ed-8c27-e32f38a00c91"/>
-    <ds:schemaRef ds:uri="42760c81-fd8e-4d59-8953-7cdb9f38b14f"/>
-  </ds:schemaRefs>
-</ds:datastoreItem>
-</file>
-
-<file path=customXml/itemProps3.xml><?xml version="1.0" encoding="utf-8"?>
-<ds:datastoreItem xmlns:ds="http://schemas.openxmlformats.org/officeDocument/2006/customXml" ds:itemID="{10663269-2064-4804-8290-36D4A57F5557}">
-  <ds:schemaRefs>
-    <ds:schemaRef ds:uri="http://schemas.microsoft.com/sharepoint/v3/contenttype/forms"/>
-  </ds:schemaRefs>
-</ds:datastoreItem>
-</file>
-
 <file path=customXml/itemProps4.xml><?xml version="1.0" encoding="utf-8"?>
 <ds:datastoreItem xmlns:ds="http://schemas.openxmlformats.org/officeDocument/2006/customXml" ds:itemID="{EAE431FD-7059-4C09-804B-C9D69EB7B213}">
   <ds:schemaRefs>
